--- a/12_教育与培训/448_“市民艺术夜校，成人美育”——市民艺术夜校、成人美育课程消费研究/选题说明.docx
+++ b/12_教育与培训/448_“市民艺术夜校，成人美育”——市民艺术夜校、成人美育课程消费研究/选题说明.docx
@@ -4,7 +4,7 @@
   <w:body>
     <w:p>
       <w:pPr>
-        <w:spacing w:after="200"/>
+        <w:spacing w:after="120"/>
         <w:jc w:val="center"/>
       </w:pPr>
       <w:r>
@@ -14,12 +14,12 @@
           <w:color w:val="6663B2"/>
           <w:sz w:val="30"/>
         </w:rPr>
-        <w:t>448. “市民艺术夜校，成人美育”——市民艺术夜校、成人美育课程消费研究（第十五批）</w:t>
+        <w:t>448. “市民艺术夜校，成人美育”——市民艺术夜校、成人美育课程消费研究</w:t>
       </w:r>
     </w:p>
     <w:p>
       <w:pPr>
-        <w:spacing w:after="240"/>
+        <w:spacing w:after="200"/>
         <w:jc w:val="center"/>
       </w:pPr>
       <w:r>
@@ -27,9 +27,9 @@
           <w:rFonts w:ascii="宋体" w:hAnsi="宋体" w:eastAsia="宋体"/>
           <w:b w:val="0"/>
           <w:color w:val="837292"/>
-          <w:sz w:val="20"/>
+          <w:sz w:val="18"/>
         </w:rPr>
-        <w:t>正大杯选题档案 · 第十五批（宠物服务×即时便利×乡村农业×文旅新场景×大健康2.0×教育新职业）</w:t>
+        <w:t>正大杯选题档案 · topic-selection 规范版（呆塔大师兄（微信：a237658765））</w:t>
       </w:r>
     </w:p>
     <w:p>
@@ -42,12 +42,69 @@
           <w:b/>
           <w:sz w:val="26"/>
         </w:rPr>
-        <w:t>一、选题基本信息</w:t>
+        <w:t>一、选题定位</w:t>
       </w:r>
     </w:p>
     <w:p>
       <w:pPr>
-        <w:spacing w:after="80"/>
+        <w:spacing w:after="60"/>
+        <w:ind w:left="360"/>
+      </w:pPr>
+      <w:r>
+        <w:rPr>
+          <w:rFonts w:ascii="宋体" w:hAnsi="宋体" w:eastAsia="宋体"/>
+          <w:b w:val="0"/>
+          <w:sz w:val="22"/>
+        </w:rPr>
+        <w:t>项目类型：社会调查</w:t>
+      </w:r>
+    </w:p>
+    <w:p>
+      <w:pPr>
+        <w:spacing w:after="60"/>
+        <w:ind w:left="360"/>
+      </w:pPr>
+      <w:r>
+        <w:rPr>
+          <w:rFonts w:ascii="宋体" w:hAnsi="宋体" w:eastAsia="宋体"/>
+          <w:b w:val="0"/>
+          <w:sz w:val="22"/>
+        </w:rPr>
+        <w:t>研究阶段：mid（中期：消费意愿及影响因素）</w:t>
+      </w:r>
+    </w:p>
+    <w:p>
+      <w:pPr>
+        <w:spacing w:after="60"/>
+        <w:ind w:left="360"/>
+      </w:pPr>
+      <w:r>
+        <w:rPr>
+          <w:rFonts w:ascii="宋体" w:hAnsi="宋体" w:eastAsia="宋体"/>
+          <w:b w:val="0"/>
+          <w:sz w:val="22"/>
+        </w:rPr>
+        <w:t>建议地区：上海（可按省/市细化抽样框）</w:t>
+      </w:r>
+    </w:p>
+    <w:p>
+      <w:pPr>
+        <w:spacing w:after="60"/>
+        <w:ind w:left="360"/>
+      </w:pPr>
+      <w:r>
+        <w:rPr>
+          <w:rFonts w:ascii="宋体" w:hAnsi="宋体" w:eastAsia="宋体"/>
+          <w:b w:val="0"/>
+          <w:sz w:val="22"/>
+        </w:rPr>
+        <w:t>确定行业：12_教育与培训（选择理由：贴合 2025–2026 最新政策/市场/社会趋势，参考来源见下；该方向研究对象与样本渠道明确，可转为问卷/访谈设计，且近三年获奖名单无直接重复题。）</w:t>
+      </w:r>
+    </w:p>
+    <w:p>
+      <w:pPr>
+        <w:spacing w:after="60"/>
+        <w:ind w:left="360"/>
       </w:pPr>
       <w:r>
         <w:rPr>
@@ -60,7 +117,8 @@
     </w:p>
     <w:p>
       <w:pPr>
-        <w:spacing w:after="80"/>
+        <w:spacing w:after="60"/>
+        <w:ind w:left="360"/>
       </w:pPr>
       <w:r>
         <w:rPr>
@@ -68,33 +126,7 @@
           <w:b w:val="0"/>
           <w:sz w:val="22"/>
         </w:rPr>
-        <w:t>核心变量/研究问题：报名动机（兴趣/解压/社交）、课程费用（普惠定价）、抢课难、学习坚持率、获得感</w:t>
-      </w:r>
-    </w:p>
-    <w:p>
-      <w:pPr>
-        <w:spacing w:after="80"/>
-      </w:pPr>
-      <w:r>
-        <w:rPr>
-          <w:rFonts w:ascii="宋体" w:hAnsi="宋体" w:eastAsia="宋体"/>
-          <w:b w:val="0"/>
-          <w:sz w:val="22"/>
-        </w:rPr>
-        <w:t>研究阶段：中期（现象前沿）</w:t>
-      </w:r>
-    </w:p>
-    <w:p>
-      <w:pPr>
-        <w:spacing w:after="80"/>
-      </w:pPr>
-      <w:r>
-        <w:rPr>
-          <w:rFonts w:ascii="宋体" w:hAnsi="宋体" w:eastAsia="宋体"/>
-          <w:b w:val="0"/>
-          <w:sz w:val="22"/>
-        </w:rPr>
-        <w:t>所属选题库：正大杯第十五批30个特色选题（宠物服务/即时便利/乡村农业/文旅新场景/大健康2.0/教育新职业）</w:t>
+        <w:t>核心问题/变量：报名动机（兴趣/解压/社交）、课程费用（普惠定价）、抢课难、学习坚持率、获得感</w:t>
       </w:r>
     </w:p>
     <w:p>
@@ -107,12 +139,13 @@
           <w:b/>
           <w:sz w:val="26"/>
         </w:rPr>
-        <w:t>二、可行性说明</w:t>
+        <w:t>二、生成假设（待验证）</w:t>
       </w:r>
     </w:p>
     <w:p>
       <w:pPr>
         <w:spacing w:after="80"/>
+        <w:ind w:left="360"/>
       </w:pPr>
       <w:r>
         <w:rPr>
@@ -120,7 +153,7 @@
           <w:b w:val="0"/>
           <w:sz w:val="22"/>
         </w:rPr>
-        <w:t>市民夜校渠道（上海市民艺术夜校模式）；与91题（青年夜校）区分：聚焦艺术美育供给侧</w:t>
+        <w:t>H1：报名动机（兴趣/解压/社交）、课程费用（普惠定价）（获得感）之间存在可检验的关系，且受群体差异（年龄/收入/地区/身份）调节（待验证）；H2：报名动机（兴趣/解压/社交）、课程费用（普惠定价）是影响获得感的关键因素（待验证）。</w:t>
       </w:r>
     </w:p>
     <w:p>
@@ -133,12 +166,67 @@
           <w:b/>
           <w:sz w:val="26"/>
         </w:rPr>
-        <w:t>三、参考来源</w:t>
+        <w:t>三、选题依据（信息时间范围：2025–2026）</w:t>
       </w:r>
     </w:p>
     <w:p>
       <w:pPr>
         <w:spacing w:after="80"/>
+        <w:ind w:left="360"/>
+      </w:pPr>
+      <w:r>
+        <w:rPr>
+          <w:rFonts w:ascii="宋体" w:hAnsi="宋体" w:eastAsia="宋体"/>
+          <w:b w:val="0"/>
+          <w:sz w:val="22"/>
+        </w:rPr>
+        <w:t>🔶市民艺术夜校"一课难求"（上海等城市媒体报道需引原文）；✅公共文化服务均等化（文化部政策背景）；✅情绪消费与悦己（已核验）</w:t>
+      </w:r>
+    </w:p>
+    <w:p>
+      <w:pPr>
+        <w:spacing w:after="80"/>
+      </w:pPr>
+      <w:r>
+        <w:rPr>
+          <w:rFonts w:ascii="宋体" w:hAnsi="宋体" w:eastAsia="宋体"/>
+          <w:b/>
+          <w:sz w:val="26"/>
+        </w:rPr>
+        <w:t>四、可行性提示</w:t>
+      </w:r>
+    </w:p>
+    <w:p>
+      <w:pPr>
+        <w:spacing w:after="80"/>
+        <w:ind w:left="360"/>
+      </w:pPr>
+      <w:r>
+        <w:rPr>
+          <w:rFonts w:ascii="宋体" w:hAnsi="宋体" w:eastAsia="宋体"/>
+          <w:b w:val="0"/>
+          <w:sz w:val="22"/>
+        </w:rPr>
+        <w:t>市民夜校渠道（上海市民艺术夜校模式）；与91题（青年夜校）区分：聚焦艺术美育供给侧 可进一步明确抽样框、样本量与问卷/访谈工具，形成完整调研方案。</w:t>
+      </w:r>
+    </w:p>
+    <w:p>
+      <w:pPr>
+        <w:spacing w:after="80"/>
+      </w:pPr>
+      <w:r>
+        <w:rPr>
+          <w:rFonts w:ascii="宋体" w:hAnsi="宋体" w:eastAsia="宋体"/>
+          <w:b/>
+          <w:sz w:val="26"/>
+        </w:rPr>
+        <w:t>五、参考来源</w:t>
+      </w:r>
+    </w:p>
+    <w:p>
+      <w:pPr>
+        <w:spacing w:after="80"/>
+        <w:ind w:left="360"/>
       </w:pPr>
       <w:r>
         <w:rPr>
@@ -160,7 +248,7 @@
           <w:color w:val="837292"/>
           <w:sz w:val="18"/>
         </w:rPr>
-        <w:t>※ 提示：✅=官方政策/权威媒体可直接引用；🔶=行业报告/媒体线索，参赛前须下载原文核对。</w:t>
+        <w:t>※ 检索状态说明：本档案基于 2025–2026 公开政策、行业报告与媒体线索整理（降级模式，部分来源未逐条联网复核）；✅=官方/权威媒体可直接引用，🔶=行业报告/媒体线索，参赛前须下载原文核对。近三年获奖黑名单已逐题避重核验。</w:t>
       </w:r>
     </w:p>
     <w:sectPr>
